--- a/src/assets/NPasternakResume.docx
+++ b/src/assets/NPasternakResume.docx
@@ -40,7 +40,24 @@
           <w:szCs w:val="20"/>
           <w:rtl w:val="0"/>
         </w:rPr>
-        <w:t xml:space="preserve">nick.pasternak11@gmail.com | C: 703-314-0322 | Washington, D.C.</w:t>
+        <w:t xml:space="preserve">nick.pasternak11@gmail.com | C: 703-314-0322 | Washington, D.C. | </w:t>
+      </w:r>
+      <w:hyperlink r:id="rId7">
+        <w:r>
+          <w:rPr>
+            <w:color w:val="1155cc"/>
+            <w:sz w:val="20"/>
+            <w:szCs w:val="20"/>
+            <w:u w:val="single"/>
+            <w:rtl w:val="0"/>
+          </w:rPr>
+          <w:t xml:space="preserve">nickpasternak.com</w:t>
+        </w:r>
+      </w:hyperlink>
+      <w:r>
+        <w:rPr>
+          <w:rtl w:val="0"/>
+        </w:rPr>
       </w:r>
     </w:p>
     <w:p>
@@ -144,7 +161,7 @@
           <w:szCs w:val="20"/>
           <w:rtl w:val="0"/>
         </w:rPr>
-        <w:t xml:space="preserve">Object Video Labs</w:t>
+        <w:t xml:space="preserve">ObjectVideo Labs</w:t>
         <w:tab/>
         <w:t xml:space="preserve">September 2024 - Present</w:t>
       </w:r>
@@ -231,12 +248,7 @@
           <w:szCs w:val="20"/>
           <w:rtl w:val="0"/>
         </w:rPr>
-        <w:t xml:space="preserve">Developed and scaled an AI-powered video annotation platform, increasing annotation throughput 10x (10K to 100K frames/day)</w:t>
-      </w:r>
-      <w:r>
-        <w:rPr>
-          <w:rtl w:val="0"/>
-        </w:rPr>
+        <w:t xml:space="preserve">Developed and scaled an AI-powered video annotation platform, increasing annotation throughput 10× (10K to 100K frames/day)</w:t>
       </w:r>
     </w:p>
     <w:p>
@@ -272,12 +284,7 @@
           <w:szCs w:val="20"/>
           <w:rtl w:val="0"/>
         </w:rPr>
-        <w:t xml:space="preserve">Integrated custom and open-source computer vision models (object detection, attribute classification, multimodal embeddings), implementing pre- and post-processing pipelines for scalable inference</w:t>
-      </w:r>
-      <w:r>
-        <w:rPr>
-          <w:rtl w:val="0"/>
-        </w:rPr>
+        <w:t xml:space="preserve">Designed and built a FastAPI backend supporting core platform workflows, data ingestion, search, and analytics</w:t>
       </w:r>
     </w:p>
     <w:p>
@@ -313,7 +320,7 @@
           <w:szCs w:val="20"/>
           <w:rtl w:val="0"/>
         </w:rPr>
-        <w:t xml:space="preserve">Deployed models on NVIDIA Triton Inference Server, developing internal tooling for dynamic model management, resource monitoring, and performance benchmarking</w:t>
+        <w:t xml:space="preserve">Integrated custom and open-source computer vision models (object detection, attribute classification, multimodal embeddings), implementing pre- and post-processing pipelines for scalable inference</w:t>
       </w:r>
       <w:r>
         <w:rPr>
@@ -354,12 +361,7 @@
           <w:szCs w:val="20"/>
           <w:rtl w:val="0"/>
         </w:rPr>
-        <w:t xml:space="preserve">Designed and implemented the platform backend using FastAPI and RabbitMQ, with MongoDB, Redis, and Lucene supporting data ingestion, annotation workflows, dataset management, search, and analytics</w:t>
-      </w:r>
-      <w:r>
-        <w:rPr>
-          <w:rtl w:val="0"/>
-        </w:rPr>
+        <w:t xml:space="preserve">Deployed models on NVIDIA Triton Inference Server, developing internal tooling for dynamic model management, resource monitoring, and performance benchmarking</w:t>
       </w:r>
     </w:p>
     <w:p>
@@ -395,12 +397,7 @@
           <w:szCs w:val="20"/>
           <w:rtl w:val="0"/>
         </w:rPr>
-        <w:t xml:space="preserve">Created an internal dataset hosting platform, enabling science and data teams to browse datasets, inspect metadata, and download data at scale</w:t>
-      </w:r>
-      <w:r>
-        <w:rPr>
-          <w:rtl w:val="0"/>
-        </w:rPr>
+        <w:t xml:space="preserve">Converted and quantized computer vision models for embedded and edge platforms (OpenVINO and Innofusion), evaluating accuracy and performance trade‑offs related to quantization error</w:t>
       </w:r>
     </w:p>
     <w:p>
@@ -436,131 +433,7 @@
           <w:szCs w:val="20"/>
           <w:rtl w:val="0"/>
         </w:rPr>
-        <w:t xml:space="preserve">Converted and quantized computer vision models for embedded and edge platforms (OpenVINO, Innofusion, Hailo), evaluating accuracy and performance trade‑offs related to quantization error</w:t>
-      </w:r>
-      <w:r>
-        <w:rPr>
-          <w:rtl w:val="0"/>
-        </w:rPr>
-      </w:r>
-    </w:p>
-    <w:p>
-      <w:pPr>
-        <w:keepNext w:val="0"/>
-        <w:keepLines w:val="0"/>
-        <w:pageBreakBefore w:val="0"/>
-        <w:widowControl w:val="1"/>
-        <w:pBdr>
-          <w:top w:space="0" w:sz="0" w:val="nil"/>
-          <w:left w:space="0" w:sz="0" w:val="nil"/>
-          <w:bottom w:space="0" w:sz="0" w:val="nil"/>
-          <w:right w:space="0" w:sz="0" w:val="nil"/>
-          <w:between w:space="0" w:sz="0" w:val="nil"/>
-        </w:pBdr>
-        <w:shd w:fill="auto" w:val="clear"/>
-        <w:spacing w:after="0" w:before="0" w:line="240" w:lineRule="auto"/>
-        <w:ind w:left="0" w:right="0" w:firstLine="0"/>
-        <w:jc w:val="left"/>
-        <w:rPr>
-          <w:rFonts w:ascii="Times New Roman" w:cs="Times New Roman" w:eastAsia="Times New Roman" w:hAnsi="Times New Roman"/>
-          <w:b w:val="0"/>
-          <w:bCs w:val="0"/>
-          <w:i w:val="0"/>
-          <w:iCs w:val="0"/>
-          <w:smallCaps w:val="0"/>
-          <w:strike w:val="0"/>
-          <w:color w:val="000000"/>
-          <w:sz w:val="16"/>
-          <w:szCs w:val="16"/>
-          <w:u w:val="none"/>
-          <w:shd w:fill="auto" w:val="clear"/>
-          <w:vertAlign w:val="baseline"/>
-        </w:rPr>
-      </w:pPr>
-      <w:r>
-        <w:rPr>
-          <w:rtl w:val="0"/>
-        </w:rPr>
-      </w:r>
-    </w:p>
-    <w:p>
-      <w:pPr>
-        <w:tabs>
-          <w:tab w:val="right" w:leader="none" w:pos="10710"/>
-        </w:tabs>
-        <w:rPr>
-          <w:sz w:val="20"/>
-          <w:szCs w:val="20"/>
-        </w:rPr>
-      </w:pPr>
-      <w:r>
-        <w:rPr>
-          <w:b w:val="1"/>
-          <w:bCs w:val="1"/>
-          <w:sz w:val="20"/>
-          <w:szCs w:val="20"/>
-          <w:rtl w:val="0"/>
-        </w:rPr>
-        <w:t xml:space="preserve">Data Analyst</w:t>
-      </w:r>
-      <w:r>
-        <w:rPr>
-          <w:i w:val="1"/>
-          <w:iCs w:val="1"/>
-          <w:sz w:val="20"/>
-          <w:szCs w:val="20"/>
-          <w:rtl w:val="0"/>
-        </w:rPr>
-        <w:tab/>
-      </w:r>
-      <w:r>
-        <w:rPr>
-          <w:sz w:val="20"/>
-          <w:szCs w:val="20"/>
-          <w:rtl w:val="0"/>
-        </w:rPr>
-        <w:t xml:space="preserve">Tysons, VA</w:t>
-      </w:r>
-    </w:p>
-    <w:p>
-      <w:pPr>
-        <w:tabs>
-          <w:tab w:val="right" w:leader="none" w:pos="10710"/>
-        </w:tabs>
-        <w:rPr>
-          <w:i w:val="1"/>
-          <w:iCs w:val="1"/>
-          <w:sz w:val="20"/>
-          <w:szCs w:val="20"/>
-        </w:rPr>
-      </w:pPr>
-      <w:r>
-        <w:rPr>
-          <w:i w:val="1"/>
-          <w:iCs w:val="1"/>
-          <w:sz w:val="20"/>
-          <w:szCs w:val="20"/>
-          <w:rtl w:val="0"/>
-        </w:rPr>
-        <w:t xml:space="preserve">Object Video Labs</w:t>
-        <w:tab/>
-        <w:t xml:space="preserve">September 2022 - September 2024</w:t>
-      </w:r>
-    </w:p>
-    <w:p>
-      <w:pPr>
-        <w:tabs>
-          <w:tab w:val="right" w:leader="none" w:pos="10710"/>
-        </w:tabs>
-        <w:rPr>
-          <w:sz w:val="10"/>
-          <w:szCs w:val="10"/>
-        </w:rPr>
-      </w:pPr>
-      <w:r>
-        <w:rPr>
-          <w:rtl w:val="0"/>
-        </w:rPr>
+        <w:t xml:space="preserve">Created an internal dataset hosting platform, enabling researchers to browse datasets, inspect metadata, and download data at scale</w:t>
       </w:r>
     </w:p>
     <w:p>
@@ -585,6 +458,38 @@
         <w:ind w:left="450" w:right="0" w:hanging="180"/>
         <w:jc w:val="left"/>
         <w:rPr>
+          <w:sz w:val="20"/>
+          <w:szCs w:val="20"/>
+          <w:u w:val="none"/>
+        </w:rPr>
+      </w:pPr>
+      <w:r>
+        <w:rPr>
+          <w:sz w:val="20"/>
+          <w:szCs w:val="20"/>
+          <w:rtl w:val="0"/>
+        </w:rPr>
+        <w:t xml:space="preserve">Evaluated Qwen-VL models via vLLM, developing custom inference pipelines to determine the optimal architecture for a video summarization feature</w:t>
+      </w:r>
+    </w:p>
+    <w:p>
+      <w:pPr>
+        <w:keepNext w:val="0"/>
+        <w:keepLines w:val="0"/>
+        <w:pageBreakBefore w:val="0"/>
+        <w:widowControl w:val="1"/>
+        <w:pBdr>
+          <w:top w:space="0" w:sz="0" w:val="nil"/>
+          <w:left w:space="0" w:sz="0" w:val="nil"/>
+          <w:bottom w:space="0" w:sz="0" w:val="nil"/>
+          <w:right w:space="0" w:sz="0" w:val="nil"/>
+          <w:between w:space="0" w:sz="0" w:val="nil"/>
+        </w:pBdr>
+        <w:shd w:fill="auto" w:val="clear"/>
+        <w:spacing w:after="0" w:before="0" w:line="240" w:lineRule="auto"/>
+        <w:ind w:left="0" w:right="0" w:firstLine="0"/>
+        <w:jc w:val="left"/>
+        <w:rPr>
           <w:rFonts w:ascii="Times New Roman" w:cs="Times New Roman" w:eastAsia="Times New Roman" w:hAnsi="Times New Roman"/>
           <w:b w:val="0"/>
           <w:bCs w:val="0"/>
@@ -593,8 +498,8 @@
           <w:smallCaps w:val="0"/>
           <w:strike w:val="0"/>
           <w:color w:val="000000"/>
-          <w:sz w:val="20"/>
-          <w:szCs w:val="20"/>
+          <w:sz w:val="16"/>
+          <w:szCs w:val="16"/>
           <w:u w:val="none"/>
           <w:shd w:fill="auto" w:val="clear"/>
           <w:vertAlign w:val="baseline"/>
@@ -602,12 +507,84 @@
       </w:pPr>
       <w:r>
         <w:rPr>
-          <w:sz w:val="20"/>
-          <w:szCs w:val="20"/>
-          <w:rtl w:val="0"/>
-        </w:rPr>
-        <w:t xml:space="preserve">Developed a Python web application to explore and analyze metadata for 1M+ video clips</w:t>
-      </w:r>
+          <w:rtl w:val="0"/>
+        </w:rPr>
+      </w:r>
+    </w:p>
+    <w:p>
+      <w:pPr>
+        <w:tabs>
+          <w:tab w:val="right" w:leader="none" w:pos="10710"/>
+        </w:tabs>
+        <w:rPr>
+          <w:sz w:val="20"/>
+          <w:szCs w:val="20"/>
+        </w:rPr>
+      </w:pPr>
+      <w:r>
+        <w:rPr>
+          <w:b w:val="1"/>
+          <w:bCs w:val="1"/>
+          <w:sz w:val="20"/>
+          <w:szCs w:val="20"/>
+          <w:rtl w:val="0"/>
+        </w:rPr>
+        <w:t xml:space="preserve">Data Analyst</w:t>
+      </w:r>
+      <w:r>
+        <w:rPr>
+          <w:i w:val="1"/>
+          <w:iCs w:val="1"/>
+          <w:sz w:val="20"/>
+          <w:szCs w:val="20"/>
+          <w:rtl w:val="0"/>
+        </w:rPr>
+        <w:tab/>
+      </w:r>
+      <w:r>
+        <w:rPr>
+          <w:sz w:val="20"/>
+          <w:szCs w:val="20"/>
+          <w:rtl w:val="0"/>
+        </w:rPr>
+        <w:t xml:space="preserve">Tysons, VA</w:t>
+      </w:r>
+    </w:p>
+    <w:p>
+      <w:pPr>
+        <w:tabs>
+          <w:tab w:val="right" w:leader="none" w:pos="10710"/>
+        </w:tabs>
+        <w:rPr>
+          <w:i w:val="1"/>
+          <w:iCs w:val="1"/>
+          <w:sz w:val="20"/>
+          <w:szCs w:val="20"/>
+        </w:rPr>
+      </w:pPr>
+      <w:r>
+        <w:rPr>
+          <w:i w:val="1"/>
+          <w:iCs w:val="1"/>
+          <w:sz w:val="20"/>
+          <w:szCs w:val="20"/>
+          <w:rtl w:val="0"/>
+        </w:rPr>
+        <w:t xml:space="preserve">ObjectVideo Labs</w:t>
+        <w:tab/>
+        <w:t xml:space="preserve">September 2022 - September 2024</w:t>
+      </w:r>
+    </w:p>
+    <w:p>
+      <w:pPr>
+        <w:tabs>
+          <w:tab w:val="right" w:leader="none" w:pos="10710"/>
+        </w:tabs>
+        <w:rPr>
+          <w:sz w:val="10"/>
+          <w:szCs w:val="10"/>
+        </w:rPr>
+      </w:pPr>
       <w:r>
         <w:rPr>
           <w:rtl w:val="0"/>
@@ -657,61 +634,7 @@
           <w:szCs w:val="20"/>
           <w:rtl w:val="0"/>
         </w:rPr>
-        <w:t xml:space="preserve">I</w:t>
-      </w:r>
-      <w:r>
-        <w:rPr>
-          <w:rFonts w:ascii="Times New Roman" w:cs="Times New Roman" w:eastAsia="Times New Roman" w:hAnsi="Times New Roman"/>
-          <w:b w:val="0"/>
-          <w:bCs w:val="0"/>
-          <w:i w:val="0"/>
-          <w:iCs w:val="0"/>
-          <w:smallCaps w:val="0"/>
-          <w:strike w:val="0"/>
-          <w:color w:val="000000"/>
-          <w:sz w:val="20"/>
-          <w:szCs w:val="20"/>
-          <w:u w:val="none"/>
-          <w:shd w:fill="auto" w:val="clear"/>
-          <w:vertAlign w:val="baseline"/>
-          <w:rtl w:val="0"/>
-        </w:rPr>
-        <w:t xml:space="preserve">mplemented ETL pipelines from MongoDB </w:t>
-      </w:r>
-      <w:r>
-        <w:rPr>
-          <w:sz w:val="20"/>
-          <w:szCs w:val="20"/>
-          <w:rtl w:val="0"/>
-        </w:rPr>
-        <w:t xml:space="preserve">to</w:t>
-      </w:r>
-      <w:r>
-        <w:rPr>
-          <w:rFonts w:ascii="Times New Roman" w:cs="Times New Roman" w:eastAsia="Times New Roman" w:hAnsi="Times New Roman"/>
-          <w:b w:val="0"/>
-          <w:bCs w:val="0"/>
-          <w:i w:val="0"/>
-          <w:iCs w:val="0"/>
-          <w:smallCaps w:val="0"/>
-          <w:strike w:val="0"/>
-          <w:color w:val="000000"/>
-          <w:sz w:val="20"/>
-          <w:szCs w:val="20"/>
-          <w:u w:val="none"/>
-          <w:shd w:fill="auto" w:val="clear"/>
-          <w:vertAlign w:val="baseline"/>
-          <w:rtl w:val="0"/>
-        </w:rPr>
-        <w:t xml:space="preserve"> Apache Parquet</w:t>
-      </w:r>
-      <w:r>
-        <w:rPr>
-          <w:sz w:val="20"/>
-          <w:szCs w:val="20"/>
-          <w:rtl w:val="0"/>
-        </w:rPr>
-        <w:t xml:space="preserve">, and integrated DuckDB for efficient SQL-based search</w:t>
+        <w:t xml:space="preserve">Developed a Python web application to explore and analyze metadata for 1M+ video clips</w:t>
       </w:r>
       <w:r>
         <w:rPr>
@@ -762,109 +685,9 @@
           <w:szCs w:val="20"/>
           <w:rtl w:val="0"/>
         </w:rPr>
-        <w:t xml:space="preserve">Designed a dataset balancing method using Mixed Integer Linear Programming (MILP) to improve model training for computer vision tasks</w:t>
-      </w:r>
-      <w:r>
-        <w:rPr>
-          <w:rtl w:val="0"/>
-        </w:rPr>
-      </w:r>
-    </w:p>
-    <w:p>
-      <w:pPr>
-        <w:rPr>
-          <w:sz w:val="16"/>
-          <w:szCs w:val="16"/>
-        </w:rPr>
-      </w:pPr>
-      <w:r>
-        <w:rPr>
-          <w:rtl w:val="0"/>
-        </w:rPr>
-      </w:r>
-    </w:p>
-    <w:p>
-      <w:pPr>
-        <w:rPr>
-          <w:sz w:val="20"/>
-          <w:szCs w:val="20"/>
-        </w:rPr>
-      </w:pPr>
-      <w:r>
-        <w:rPr>
-          <w:b w:val="1"/>
-          <w:bCs w:val="1"/>
-          <w:sz w:val="20"/>
-          <w:szCs w:val="20"/>
-          <w:rtl w:val="0"/>
-        </w:rPr>
-        <w:t xml:space="preserve">Business Analyst</w:t>
-        <w:tab/>
-        <w:t xml:space="preserve"> Intern</w:t>
-        <w:tab/>
-        <w:tab/>
-        <w:tab/>
-        <w:tab/>
-        <w:tab/>
-        <w:tab/>
-        <w:tab/>
-        <w:tab/>
-        <w:tab/>
-        <w:t xml:space="preserve">        </w:t>
-        <w:tab/>
-        <w:t xml:space="preserve">          </w:t>
-      </w:r>
-      <w:r>
-        <w:rPr>
-          <w:sz w:val="20"/>
-          <w:szCs w:val="20"/>
-          <w:rtl w:val="0"/>
-        </w:rPr>
-        <w:t xml:space="preserve">Washington, DC</w:t>
-      </w:r>
-    </w:p>
-    <w:p>
-      <w:pPr>
-        <w:tabs>
-          <w:tab w:val="right" w:leader="none" w:pos="10710"/>
-        </w:tabs>
-        <w:rPr>
-          <w:i w:val="1"/>
-          <w:iCs w:val="1"/>
-          <w:sz w:val="20"/>
-          <w:szCs w:val="20"/>
-        </w:rPr>
-      </w:pPr>
-      <w:r>
-        <w:rPr>
-          <w:i w:val="1"/>
-          <w:iCs w:val="1"/>
-          <w:sz w:val="20"/>
-          <w:szCs w:val="20"/>
-          <w:rtl w:val="0"/>
-        </w:rPr>
-        <w:t xml:space="preserve">PG Public Services, LLC</w:t>
-        <w:tab/>
-        <w:t xml:space="preserve">June 2020 - September 2022</w:t>
-      </w:r>
-    </w:p>
-    <w:p>
-      <w:pPr>
-        <w:keepNext w:val="0"/>
-        <w:keepLines w:val="0"/>
-        <w:pageBreakBefore w:val="0"/>
-        <w:widowControl w:val="1"/>
-        <w:pBdr>
-          <w:top w:space="0" w:sz="0" w:val="nil"/>
-          <w:left w:space="0" w:sz="0" w:val="nil"/>
-          <w:bottom w:space="0" w:sz="0" w:val="nil"/>
-          <w:right w:space="0" w:sz="0" w:val="nil"/>
-          <w:between w:space="0" w:sz="0" w:val="nil"/>
-        </w:pBdr>
-        <w:shd w:fill="auto" w:val="clear"/>
-        <w:spacing w:after="0" w:before="0" w:line="240" w:lineRule="auto"/>
-        <w:ind w:left="0" w:right="0" w:firstLine="0"/>
-        <w:jc w:val="left"/>
+        <w:t xml:space="preserve">I</w:t>
+      </w:r>
+      <w:r>
         <w:rPr>
           <w:rFonts w:ascii="Times New Roman" w:cs="Times New Roman" w:eastAsia="Times New Roman" w:hAnsi="Times New Roman"/>
           <w:b w:val="0"/>
@@ -874,13 +697,50 @@
           <w:smallCaps w:val="0"/>
           <w:strike w:val="0"/>
           <w:color w:val="000000"/>
-          <w:sz w:val="10"/>
-          <w:szCs w:val="10"/>
+          <w:sz w:val="20"/>
+          <w:szCs w:val="20"/>
           <w:u w:val="none"/>
           <w:shd w:fill="auto" w:val="clear"/>
           <w:vertAlign w:val="baseline"/>
-        </w:rPr>
-      </w:pPr>
+          <w:rtl w:val="0"/>
+        </w:rPr>
+        <w:t xml:space="preserve">mplemented ETL pipelines from MongoDB </w:t>
+      </w:r>
+      <w:r>
+        <w:rPr>
+          <w:sz w:val="20"/>
+          <w:szCs w:val="20"/>
+          <w:rtl w:val="0"/>
+        </w:rPr>
+        <w:t xml:space="preserve">to</w:t>
+      </w:r>
+      <w:r>
+        <w:rPr>
+          <w:rFonts w:ascii="Times New Roman" w:cs="Times New Roman" w:eastAsia="Times New Roman" w:hAnsi="Times New Roman"/>
+          <w:b w:val="0"/>
+          <w:bCs w:val="0"/>
+          <w:i w:val="0"/>
+          <w:iCs w:val="0"/>
+          <w:smallCaps w:val="0"/>
+          <w:strike w:val="0"/>
+          <w:color w:val="000000"/>
+          <w:sz w:val="20"/>
+          <w:szCs w:val="20"/>
+          <w:u w:val="none"/>
+          <w:shd w:fill="auto" w:val="clear"/>
+          <w:vertAlign w:val="baseline"/>
+          <w:rtl w:val="0"/>
+        </w:rPr>
+        <w:t xml:space="preserve"> Apache Parquet</w:t>
+      </w:r>
+      <w:r>
+        <w:rPr>
+          <w:sz w:val="20"/>
+          <w:szCs w:val="20"/>
+          <w:rtl w:val="0"/>
+        </w:rPr>
+        <w:t xml:space="preserve">, and integrated DuckDB for efficient SQL-based search</w:t>
+      </w:r>
       <w:r>
         <w:rPr>
           <w:rtl w:val="0"/>
@@ -909,19 +769,146 @@
         <w:ind w:left="450" w:right="0" w:hanging="180"/>
         <w:jc w:val="left"/>
         <w:rPr>
-          <w:sz w:val="20"/>
-          <w:szCs w:val="20"/>
-          <w:u w:val="none"/>
-        </w:rPr>
-      </w:pPr>
-      <w:r>
-        <w:rPr>
-          <w:sz w:val="20"/>
-          <w:szCs w:val="20"/>
-          <w:rtl w:val="0"/>
-        </w:rPr>
-        <w:t xml:space="preserve">Improved FEMA’s estimation of historical fire occurrences by streamlining data wrangling workflows and implementing an enhanced LASSO regression model</w:t>
-      </w:r>
+          <w:rFonts w:ascii="Times New Roman" w:cs="Times New Roman" w:eastAsia="Times New Roman" w:hAnsi="Times New Roman"/>
+          <w:b w:val="0"/>
+          <w:bCs w:val="0"/>
+          <w:i w:val="0"/>
+          <w:iCs w:val="0"/>
+          <w:smallCaps w:val="0"/>
+          <w:strike w:val="0"/>
+          <w:color w:val="000000"/>
+          <w:sz w:val="20"/>
+          <w:szCs w:val="20"/>
+          <w:u w:val="none"/>
+          <w:shd w:fill="auto" w:val="clear"/>
+          <w:vertAlign w:val="baseline"/>
+        </w:rPr>
+      </w:pPr>
+      <w:r>
+        <w:rPr>
+          <w:sz w:val="20"/>
+          <w:szCs w:val="20"/>
+          <w:rtl w:val="0"/>
+        </w:rPr>
+        <w:t xml:space="preserve">Designed a dataset balancing method using Mixed Integer Linear Programming (MILP) to improve model training for computer vision tasks</w:t>
+      </w:r>
+      <w:r>
+        <w:rPr>
+          <w:rtl w:val="0"/>
+        </w:rPr>
+      </w:r>
+    </w:p>
+    <w:p>
+      <w:pPr>
+        <w:rPr>
+          <w:sz w:val="16"/>
+          <w:szCs w:val="16"/>
+        </w:rPr>
+      </w:pPr>
+      <w:r>
+        <w:rPr>
+          <w:rtl w:val="0"/>
+        </w:rPr>
+      </w:r>
+    </w:p>
+    <w:p>
+      <w:pPr>
+        <w:rPr>
+          <w:sz w:val="20"/>
+          <w:szCs w:val="20"/>
+        </w:rPr>
+      </w:pPr>
+      <w:r>
+        <w:rPr>
+          <w:b w:val="1"/>
+          <w:bCs w:val="1"/>
+          <w:sz w:val="20"/>
+          <w:szCs w:val="20"/>
+          <w:rtl w:val="0"/>
+        </w:rPr>
+        <w:t xml:space="preserve">Business Analyst</w:t>
+        <w:tab/>
+        <w:t xml:space="preserve"> Intern</w:t>
+        <w:tab/>
+        <w:tab/>
+        <w:tab/>
+        <w:tab/>
+        <w:tab/>
+        <w:tab/>
+        <w:tab/>
+        <w:tab/>
+        <w:tab/>
+        <w:t xml:space="preserve">        </w:t>
+        <w:tab/>
+        <w:t xml:space="preserve">          </w:t>
+      </w:r>
+      <w:r>
+        <w:rPr>
+          <w:sz w:val="20"/>
+          <w:szCs w:val="20"/>
+          <w:rtl w:val="0"/>
+        </w:rPr>
+        <w:t xml:space="preserve">Washington, DC</w:t>
+      </w:r>
+    </w:p>
+    <w:p>
+      <w:pPr>
+        <w:tabs>
+          <w:tab w:val="right" w:leader="none" w:pos="10710"/>
+        </w:tabs>
+        <w:rPr>
+          <w:i w:val="1"/>
+          <w:iCs w:val="1"/>
+          <w:sz w:val="20"/>
+          <w:szCs w:val="20"/>
+        </w:rPr>
+      </w:pPr>
+      <w:r>
+        <w:rPr>
+          <w:i w:val="1"/>
+          <w:iCs w:val="1"/>
+          <w:sz w:val="20"/>
+          <w:szCs w:val="20"/>
+          <w:rtl w:val="0"/>
+        </w:rPr>
+        <w:t xml:space="preserve">PG Public Services, LLC</w:t>
+        <w:tab/>
+        <w:t xml:space="preserve">June 2020 - September 2022</w:t>
+      </w:r>
+    </w:p>
+    <w:p>
+      <w:pPr>
+        <w:keepNext w:val="0"/>
+        <w:keepLines w:val="0"/>
+        <w:pageBreakBefore w:val="0"/>
+        <w:widowControl w:val="1"/>
+        <w:pBdr>
+          <w:top w:space="0" w:sz="0" w:val="nil"/>
+          <w:left w:space="0" w:sz="0" w:val="nil"/>
+          <w:bottom w:space="0" w:sz="0" w:val="nil"/>
+          <w:right w:space="0" w:sz="0" w:val="nil"/>
+          <w:between w:space="0" w:sz="0" w:val="nil"/>
+        </w:pBdr>
+        <w:shd w:fill="auto" w:val="clear"/>
+        <w:spacing w:after="0" w:before="0" w:line="240" w:lineRule="auto"/>
+        <w:ind w:left="0" w:right="0" w:firstLine="0"/>
+        <w:jc w:val="left"/>
+        <w:rPr>
+          <w:rFonts w:ascii="Times New Roman" w:cs="Times New Roman" w:eastAsia="Times New Roman" w:hAnsi="Times New Roman"/>
+          <w:b w:val="0"/>
+          <w:bCs w:val="0"/>
+          <w:i w:val="0"/>
+          <w:iCs w:val="0"/>
+          <w:smallCaps w:val="0"/>
+          <w:strike w:val="0"/>
+          <w:color w:val="000000"/>
+          <w:sz w:val="10"/>
+          <w:szCs w:val="10"/>
+          <w:u w:val="none"/>
+          <w:shd w:fill="auto" w:val="clear"/>
+          <w:vertAlign w:val="baseline"/>
+        </w:rPr>
+      </w:pPr>
       <w:r>
         <w:rPr>
           <w:rtl w:val="0"/>
@@ -961,246 +948,8 @@
           <w:szCs w:val="20"/>
           <w:rtl w:val="0"/>
         </w:rPr>
-        <w:t xml:space="preserve">Developed R scripts to automate data cleaning, feature engineering, and model inference</w:t>
-      </w:r>
-      <w:r>
-        <w:rPr>
-          <w:rtl w:val="0"/>
-        </w:rPr>
-      </w:r>
-    </w:p>
-    <w:p>
-      <w:pPr>
-        <w:rPr>
-          <w:sz w:val="20"/>
-          <w:szCs w:val="20"/>
-        </w:rPr>
-      </w:pPr>
-      <w:r>
-        <w:rPr>
-          <w:rtl w:val="0"/>
-        </w:rPr>
-      </w:r>
-    </w:p>
-    <w:p>
-      <w:pPr>
-        <w:pBdr>
-          <w:bottom w:color="000000" w:space="1" w:sz="6" w:val="single"/>
-        </w:pBdr>
-        <w:rPr>
-          <w:rFonts w:ascii="Avenir" w:cs="Avenir" w:eastAsia="Avenir" w:hAnsi="Avenir"/>
-          <w:b w:val="1"/>
-          <w:bCs w:val="1"/>
-          <w:sz w:val="20"/>
-          <w:szCs w:val="20"/>
-        </w:rPr>
-      </w:pPr>
-      <w:r>
-        <w:rPr>
-          <w:rFonts w:ascii="Avenir" w:cs="Avenir" w:eastAsia="Avenir" w:hAnsi="Avenir"/>
-          <w:b w:val="1"/>
-          <w:bCs w:val="1"/>
-          <w:sz w:val="20"/>
-          <w:szCs w:val="20"/>
-          <w:rtl w:val="0"/>
-        </w:rPr>
-        <w:t xml:space="preserve">EDUCATION</w:t>
-      </w:r>
-    </w:p>
-    <w:p>
-      <w:pPr>
-        <w:rPr>
-          <w:sz w:val="16"/>
-          <w:szCs w:val="16"/>
-        </w:rPr>
-      </w:pPr>
-      <w:r>
-        <w:rPr>
-          <w:rtl w:val="0"/>
-        </w:rPr>
-      </w:r>
-    </w:p>
-    <w:p>
-      <w:pPr>
-        <w:tabs>
-          <w:tab w:val="center" w:leader="none" w:pos="5040"/>
-          <w:tab w:val="right" w:leader="none" w:pos="10710"/>
-        </w:tabs>
-        <w:rPr>
-          <w:sz w:val="20"/>
-          <w:szCs w:val="20"/>
-        </w:rPr>
-      </w:pPr>
-      <w:r>
-        <w:rPr>
-          <w:b w:val="1"/>
-          <w:bCs w:val="1"/>
-          <w:sz w:val="20"/>
-          <w:szCs w:val="20"/>
-          <w:rtl w:val="0"/>
-        </w:rPr>
-        <w:t xml:space="preserve">M.S. Data Science</w:t>
-      </w:r>
-      <w:r>
-        <w:rPr>
-          <w:sz w:val="20"/>
-          <w:szCs w:val="20"/>
-          <w:rtl w:val="0"/>
-        </w:rPr>
-        <w:tab/>
-        <w:t xml:space="preserve">University of Virginia</w:t>
-        <w:tab/>
-      </w:r>
-      <w:r>
-        <w:rPr>
-          <w:i w:val="1"/>
-          <w:iCs w:val="1"/>
-          <w:sz w:val="20"/>
-          <w:szCs w:val="20"/>
-          <w:rtl w:val="0"/>
-        </w:rPr>
-        <w:t xml:space="preserve">June 2021 - May 2022</w:t>
-      </w:r>
-      <w:r>
-        <w:rPr>
-          <w:rtl w:val="0"/>
-        </w:rPr>
-      </w:r>
-    </w:p>
-    <w:p>
-      <w:pPr>
-        <w:tabs>
-          <w:tab w:val="center" w:leader="none" w:pos="5040"/>
-          <w:tab w:val="right" w:leader="none" w:pos="10710"/>
-        </w:tabs>
-        <w:rPr>
-          <w:i w:val="1"/>
-          <w:iCs w:val="1"/>
-          <w:sz w:val="20"/>
-          <w:szCs w:val="20"/>
-        </w:rPr>
-      </w:pPr>
-      <w:r>
-        <w:rPr>
-          <w:b w:val="1"/>
-          <w:bCs w:val="1"/>
-          <w:sz w:val="20"/>
-          <w:szCs w:val="20"/>
-          <w:rtl w:val="0"/>
-        </w:rPr>
-        <w:t xml:space="preserve">B.A. Statistics</w:t>
-        <w:tab/>
-      </w:r>
-      <w:r>
-        <w:rPr>
-          <w:sz w:val="20"/>
-          <w:szCs w:val="20"/>
-          <w:rtl w:val="0"/>
-        </w:rPr>
-        <w:t xml:space="preserve">University of Virginia</w:t>
-        <w:tab/>
-      </w:r>
-      <w:r>
-        <w:rPr>
-          <w:i w:val="1"/>
-          <w:iCs w:val="1"/>
-          <w:sz w:val="20"/>
-          <w:szCs w:val="20"/>
-          <w:rtl w:val="0"/>
-        </w:rPr>
-        <w:t xml:space="preserve">August 2018 - May 2021</w:t>
-      </w:r>
-    </w:p>
-    <w:p>
-      <w:pPr>
-        <w:pBdr>
-          <w:bottom w:color="000000" w:space="1" w:sz="6" w:val="single"/>
-        </w:pBdr>
-        <w:rPr>
-          <w:rFonts w:ascii="Avenir" w:cs="Avenir" w:eastAsia="Avenir" w:hAnsi="Avenir"/>
-          <w:sz w:val="20"/>
-          <w:szCs w:val="20"/>
-        </w:rPr>
-      </w:pPr>
-      <w:r>
-        <w:rPr>
-          <w:rtl w:val="0"/>
-        </w:rPr>
-      </w:r>
-    </w:p>
-    <w:p>
-      <w:pPr>
-        <w:pBdr>
-          <w:bottom w:color="000000" w:space="1" w:sz="6" w:val="single"/>
-        </w:pBdr>
-        <w:rPr>
-          <w:rFonts w:ascii="Avenir" w:cs="Avenir" w:eastAsia="Avenir" w:hAnsi="Avenir"/>
-          <w:b w:val="1"/>
-          <w:bCs w:val="1"/>
-          <w:sz w:val="20"/>
-          <w:szCs w:val="20"/>
-        </w:rPr>
-      </w:pPr>
-      <w:r>
-        <w:rPr>
-          <w:rFonts w:ascii="Avenir" w:cs="Avenir" w:eastAsia="Avenir" w:hAnsi="Avenir"/>
-          <w:b w:val="1"/>
-          <w:bCs w:val="1"/>
-          <w:sz w:val="20"/>
-          <w:szCs w:val="20"/>
-          <w:rtl w:val="0"/>
-        </w:rPr>
-        <w:t xml:space="preserve">PROJECTS</w:t>
-      </w:r>
-    </w:p>
-    <w:p>
-      <w:pPr>
-        <w:rPr>
-          <w:sz w:val="16"/>
-          <w:szCs w:val="16"/>
-        </w:rPr>
-      </w:pPr>
-      <w:r>
-        <w:rPr>
-          <w:rtl w:val="0"/>
-        </w:rPr>
-      </w:r>
-    </w:p>
-    <w:p>
-      <w:pPr>
-        <w:tabs>
-          <w:tab w:val="right" w:leader="none" w:pos="10710"/>
-        </w:tabs>
-        <w:rPr>
-          <w:b w:val="1"/>
-          <w:bCs w:val="1"/>
-          <w:sz w:val="20"/>
-          <w:szCs w:val="20"/>
-        </w:rPr>
-      </w:pPr>
-      <w:r>
-        <w:rPr>
-          <w:b w:val="1"/>
-          <w:bCs w:val="1"/>
-          <w:sz w:val="20"/>
-          <w:szCs w:val="20"/>
-          <w:rtl w:val="0"/>
-        </w:rPr>
-        <w:t xml:space="preserve">NFL Fantasy Football Lineup Optimizer</w:t>
-      </w:r>
-    </w:p>
-    <w:p>
-      <w:pPr>
-        <w:tabs>
-          <w:tab w:val="right" w:leader="none" w:pos="10710"/>
-        </w:tabs>
-        <w:rPr>
-          <w:i w:val="1"/>
-          <w:iCs w:val="1"/>
-          <w:sz w:val="10"/>
-          <w:szCs w:val="10"/>
-        </w:rPr>
-      </w:pPr>
+        <w:t xml:space="preserve">Improved FEMA’s estimation of historical fire occurrences by streamlining data wrangling workflows and implementing an enhanced LASSO regression model</w:t>
+      </w:r>
       <w:r>
         <w:rPr>
           <w:rtl w:val="0"/>
@@ -1229,29 +978,257 @@
         <w:ind w:left="450" w:right="0" w:hanging="180"/>
         <w:jc w:val="left"/>
         <w:rPr>
-          <w:rFonts w:ascii="Times New Roman" w:cs="Times New Roman" w:eastAsia="Times New Roman" w:hAnsi="Times New Roman"/>
-          <w:b w:val="0"/>
-          <w:bCs w:val="0"/>
-          <w:i w:val="0"/>
-          <w:iCs w:val="0"/>
-          <w:smallCaps w:val="0"/>
-          <w:strike w:val="0"/>
-          <w:color w:val="000000"/>
-          <w:sz w:val="20"/>
-          <w:szCs w:val="20"/>
-          <w:u w:val="none"/>
-          <w:shd w:fill="auto" w:val="clear"/>
-          <w:vertAlign w:val="baseline"/>
-        </w:rPr>
-      </w:pPr>
-      <w:r>
-        <w:rPr>
-          <w:sz w:val="20"/>
-          <w:szCs w:val="20"/>
-          <w:rtl w:val="0"/>
-        </w:rPr>
-        <w:t xml:space="preserve">Built a full-stack web application to optimize fantasy football lineups for DraftKings Daily Fantasy Sports (DFS)</w:t>
-      </w:r>
+          <w:sz w:val="20"/>
+          <w:szCs w:val="20"/>
+          <w:u w:val="none"/>
+        </w:rPr>
+      </w:pPr>
+      <w:r>
+        <w:rPr>
+          <w:sz w:val="20"/>
+          <w:szCs w:val="20"/>
+          <w:rtl w:val="0"/>
+        </w:rPr>
+        <w:t xml:space="preserve">Developed R scripts to automate data cleaning, feature engineering, and model inference</w:t>
+      </w:r>
+      <w:r>
+        <w:rPr>
+          <w:rtl w:val="0"/>
+        </w:rPr>
+      </w:r>
+    </w:p>
+    <w:p>
+      <w:pPr>
+        <w:rPr>
+          <w:sz w:val="20"/>
+          <w:szCs w:val="20"/>
+        </w:rPr>
+      </w:pPr>
+      <w:r>
+        <w:rPr>
+          <w:rtl w:val="0"/>
+        </w:rPr>
+      </w:r>
+    </w:p>
+    <w:p>
+      <w:pPr>
+        <w:pBdr>
+          <w:bottom w:color="000000" w:space="1" w:sz="6" w:val="single"/>
+        </w:pBdr>
+        <w:rPr>
+          <w:rFonts w:ascii="Avenir" w:cs="Avenir" w:eastAsia="Avenir" w:hAnsi="Avenir"/>
+          <w:b w:val="1"/>
+          <w:bCs w:val="1"/>
+          <w:sz w:val="20"/>
+          <w:szCs w:val="20"/>
+        </w:rPr>
+      </w:pPr>
+      <w:r>
+        <w:rPr>
+          <w:rFonts w:ascii="Avenir" w:cs="Avenir" w:eastAsia="Avenir" w:hAnsi="Avenir"/>
+          <w:b w:val="1"/>
+          <w:bCs w:val="1"/>
+          <w:sz w:val="20"/>
+          <w:szCs w:val="20"/>
+          <w:rtl w:val="0"/>
+        </w:rPr>
+        <w:t xml:space="preserve">EDUCATION</w:t>
+      </w:r>
+    </w:p>
+    <w:p>
+      <w:pPr>
+        <w:rPr>
+          <w:sz w:val="16"/>
+          <w:szCs w:val="16"/>
+        </w:rPr>
+      </w:pPr>
+      <w:r>
+        <w:rPr>
+          <w:rtl w:val="0"/>
+        </w:rPr>
+      </w:r>
+    </w:p>
+    <w:p>
+      <w:pPr>
+        <w:tabs>
+          <w:tab w:val="center" w:leader="none" w:pos="5040"/>
+          <w:tab w:val="right" w:leader="none" w:pos="10710"/>
+        </w:tabs>
+        <w:rPr>
+          <w:sz w:val="20"/>
+          <w:szCs w:val="20"/>
+        </w:rPr>
+      </w:pPr>
+      <w:r>
+        <w:rPr>
+          <w:b w:val="1"/>
+          <w:bCs w:val="1"/>
+          <w:sz w:val="20"/>
+          <w:szCs w:val="20"/>
+          <w:rtl w:val="0"/>
+        </w:rPr>
+        <w:t xml:space="preserve">M.S. Data Science</w:t>
+      </w:r>
+      <w:r>
+        <w:rPr>
+          <w:sz w:val="20"/>
+          <w:szCs w:val="20"/>
+          <w:rtl w:val="0"/>
+        </w:rPr>
+        <w:tab/>
+        <w:t xml:space="preserve">University of Virginia</w:t>
+        <w:tab/>
+      </w:r>
+      <w:r>
+        <w:rPr>
+          <w:i w:val="1"/>
+          <w:iCs w:val="1"/>
+          <w:sz w:val="20"/>
+          <w:szCs w:val="20"/>
+          <w:rtl w:val="0"/>
+        </w:rPr>
+        <w:t xml:space="preserve">June 2021 - May 2022</w:t>
+      </w:r>
+      <w:r>
+        <w:rPr>
+          <w:rtl w:val="0"/>
+        </w:rPr>
+      </w:r>
+    </w:p>
+    <w:p>
+      <w:pPr>
+        <w:tabs>
+          <w:tab w:val="center" w:leader="none" w:pos="5040"/>
+          <w:tab w:val="right" w:leader="none" w:pos="10710"/>
+        </w:tabs>
+        <w:rPr>
+          <w:i w:val="1"/>
+          <w:iCs w:val="1"/>
+          <w:sz w:val="20"/>
+          <w:szCs w:val="20"/>
+        </w:rPr>
+      </w:pPr>
+      <w:r>
+        <w:rPr>
+          <w:b w:val="1"/>
+          <w:bCs w:val="1"/>
+          <w:sz w:val="20"/>
+          <w:szCs w:val="20"/>
+          <w:rtl w:val="0"/>
+        </w:rPr>
+        <w:t xml:space="preserve">B.A. Statistics</w:t>
+        <w:tab/>
+      </w:r>
+      <w:r>
+        <w:rPr>
+          <w:sz w:val="20"/>
+          <w:szCs w:val="20"/>
+          <w:rtl w:val="0"/>
+        </w:rPr>
+        <w:t xml:space="preserve">University of Virginia</w:t>
+        <w:tab/>
+      </w:r>
+      <w:r>
+        <w:rPr>
+          <w:i w:val="1"/>
+          <w:iCs w:val="1"/>
+          <w:sz w:val="20"/>
+          <w:szCs w:val="20"/>
+          <w:rtl w:val="0"/>
+        </w:rPr>
+        <w:t xml:space="preserve">August 2018 - May 2021</w:t>
+      </w:r>
+    </w:p>
+    <w:p>
+      <w:pPr>
+        <w:pBdr>
+          <w:bottom w:color="000000" w:space="1" w:sz="6" w:val="single"/>
+        </w:pBdr>
+        <w:rPr>
+          <w:rFonts w:ascii="Avenir" w:cs="Avenir" w:eastAsia="Avenir" w:hAnsi="Avenir"/>
+          <w:sz w:val="20"/>
+          <w:szCs w:val="20"/>
+        </w:rPr>
+      </w:pPr>
+      <w:r>
+        <w:rPr>
+          <w:rtl w:val="0"/>
+        </w:rPr>
+      </w:r>
+    </w:p>
+    <w:p>
+      <w:pPr>
+        <w:pBdr>
+          <w:bottom w:color="000000" w:space="1" w:sz="6" w:val="single"/>
+        </w:pBdr>
+        <w:rPr>
+          <w:rFonts w:ascii="Avenir" w:cs="Avenir" w:eastAsia="Avenir" w:hAnsi="Avenir"/>
+          <w:b w:val="1"/>
+          <w:bCs w:val="1"/>
+          <w:sz w:val="20"/>
+          <w:szCs w:val="20"/>
+        </w:rPr>
+      </w:pPr>
+      <w:r>
+        <w:rPr>
+          <w:rFonts w:ascii="Avenir" w:cs="Avenir" w:eastAsia="Avenir" w:hAnsi="Avenir"/>
+          <w:b w:val="1"/>
+          <w:bCs w:val="1"/>
+          <w:sz w:val="20"/>
+          <w:szCs w:val="20"/>
+          <w:rtl w:val="0"/>
+        </w:rPr>
+        <w:t xml:space="preserve">PROJECTS</w:t>
+      </w:r>
+    </w:p>
+    <w:p>
+      <w:pPr>
+        <w:rPr>
+          <w:sz w:val="16"/>
+          <w:szCs w:val="16"/>
+        </w:rPr>
+      </w:pPr>
+      <w:r>
+        <w:rPr>
+          <w:rtl w:val="0"/>
+        </w:rPr>
+      </w:r>
+    </w:p>
+    <w:p>
+      <w:pPr>
+        <w:tabs>
+          <w:tab w:val="right" w:leader="none" w:pos="10710"/>
+        </w:tabs>
+        <w:rPr>
+          <w:b w:val="1"/>
+          <w:bCs w:val="1"/>
+          <w:sz w:val="20"/>
+          <w:szCs w:val="20"/>
+        </w:rPr>
+      </w:pPr>
+      <w:r>
+        <w:rPr>
+          <w:b w:val="1"/>
+          <w:bCs w:val="1"/>
+          <w:sz w:val="20"/>
+          <w:szCs w:val="20"/>
+          <w:rtl w:val="0"/>
+        </w:rPr>
+        <w:t xml:space="preserve">NFL Fantasy Football Lineup Optimizer</w:t>
+      </w:r>
+    </w:p>
+    <w:p>
+      <w:pPr>
+        <w:tabs>
+          <w:tab w:val="right" w:leader="none" w:pos="10710"/>
+        </w:tabs>
+        <w:rPr>
+          <w:i w:val="1"/>
+          <w:iCs w:val="1"/>
+          <w:sz w:val="10"/>
+          <w:szCs w:val="10"/>
+        </w:rPr>
+      </w:pPr>
       <w:r>
         <w:rPr>
           <w:rtl w:val="0"/>
@@ -1301,129 +1278,8 @@
           <w:szCs w:val="20"/>
           <w:rtl w:val="0"/>
         </w:rPr>
-        <w:t xml:space="preserve">Implemented a </w:t>
-      </w:r>
-      <w:r>
-        <w:rPr>
-          <w:rFonts w:ascii="Times New Roman" w:cs="Times New Roman" w:eastAsia="Times New Roman" w:hAnsi="Times New Roman"/>
-          <w:b w:val="0"/>
-          <w:bCs w:val="0"/>
-          <w:i w:val="0"/>
-          <w:iCs w:val="0"/>
-          <w:smallCaps w:val="0"/>
-          <w:strike w:val="0"/>
-          <w:color w:val="000000"/>
-          <w:sz w:val="20"/>
-          <w:szCs w:val="20"/>
-          <w:u w:val="none"/>
-          <w:shd w:fill="auto" w:val="clear"/>
-          <w:vertAlign w:val="baseline"/>
-          <w:rtl w:val="0"/>
-        </w:rPr>
-        <w:t xml:space="preserve">lineup optimizer</w:t>
-      </w:r>
-      <w:r>
-        <w:rPr>
-          <w:sz w:val="20"/>
-          <w:szCs w:val="20"/>
-          <w:rtl w:val="0"/>
-        </w:rPr>
-        <w:t xml:space="preserve"> </w:t>
-      </w:r>
-      <w:r>
-        <w:rPr>
-          <w:rFonts w:ascii="Times New Roman" w:cs="Times New Roman" w:eastAsia="Times New Roman" w:hAnsi="Times New Roman"/>
-          <w:b w:val="0"/>
-          <w:bCs w:val="0"/>
-          <w:i w:val="0"/>
-          <w:iCs w:val="0"/>
-          <w:smallCaps w:val="0"/>
-          <w:strike w:val="0"/>
-          <w:color w:val="000000"/>
-          <w:sz w:val="20"/>
-          <w:szCs w:val="20"/>
-          <w:u w:val="none"/>
-          <w:shd w:fill="auto" w:val="clear"/>
-          <w:vertAlign w:val="baseline"/>
-          <w:rtl w:val="0"/>
-        </w:rPr>
-        <w:t xml:space="preserve">to maximize projected fantasy points </w:t>
-      </w:r>
-      <w:r>
-        <w:rPr>
-          <w:sz w:val="20"/>
-          <w:szCs w:val="20"/>
-          <w:rtl w:val="0"/>
-        </w:rPr>
-        <w:t xml:space="preserve">within salary and positional constraints</w:t>
-      </w:r>
-      <w:r>
-        <w:rPr>
-          <w:rtl w:val="0"/>
-        </w:rPr>
-      </w:r>
-    </w:p>
-    <w:p>
-      <w:pPr>
-        <w:tabs>
-          <w:tab w:val="right" w:leader="none" w:pos="10710"/>
-        </w:tabs>
-        <w:rPr>
-          <w:sz w:val="16"/>
-          <w:szCs w:val="16"/>
-        </w:rPr>
-      </w:pPr>
-      <w:r>
-        <w:rPr>
-          <w:rtl w:val="0"/>
-        </w:rPr>
-      </w:r>
-    </w:p>
-    <w:p>
-      <w:pPr>
-        <w:tabs>
-          <w:tab w:val="right" w:leader="none" w:pos="10710"/>
-        </w:tabs>
-        <w:rPr>
-          <w:b w:val="1"/>
-          <w:bCs w:val="1"/>
-          <w:sz w:val="20"/>
-          <w:szCs w:val="20"/>
-        </w:rPr>
-      </w:pPr>
-      <w:r>
-        <w:rPr>
-          <w:b w:val="1"/>
-          <w:bCs w:val="1"/>
-          <w:sz w:val="20"/>
-          <w:szCs w:val="20"/>
-          <w:rtl w:val="0"/>
-        </w:rPr>
-        <w:t xml:space="preserve">Real Estate Pricing Model Using Location Big Data                                                                                                </w:t>
-      </w:r>
-      <w:r>
-        <w:rPr>
-          <w:i w:val="1"/>
-          <w:iCs w:val="1"/>
-          <w:sz w:val="20"/>
-          <w:szCs w:val="20"/>
-          <w:rtl w:val="0"/>
-        </w:rPr>
-        <w:tab/>
-      </w:r>
-      <w:r>
-        <w:rPr>
-          <w:rtl w:val="0"/>
-        </w:rPr>
-      </w:r>
-    </w:p>
-    <w:p>
-      <w:pPr>
-        <w:rPr>
-          <w:sz w:val="10"/>
-          <w:szCs w:val="10"/>
-        </w:rPr>
-      </w:pPr>
+        <w:t xml:space="preserve">Built a full-stack web application to optimize fantasy football lineups for DraftKings Daily Fantasy Sports (DFS)</w:t>
+      </w:r>
       <w:r>
         <w:rPr>
           <w:rtl w:val="0"/>
@@ -1469,6 +1325,14 @@
       </w:pPr>
       <w:r>
         <w:rPr>
+          <w:sz w:val="20"/>
+          <w:szCs w:val="20"/>
+          <w:rtl w:val="0"/>
+        </w:rPr>
+        <w:t xml:space="preserve">Implemented a </w:t>
+      </w:r>
+      <w:r>
+        <w:rPr>
           <w:rFonts w:ascii="Times New Roman" w:cs="Times New Roman" w:eastAsia="Times New Roman" w:hAnsi="Times New Roman"/>
           <w:b w:val="0"/>
           <w:bCs w:val="0"/>
@@ -1484,15 +1348,15 @@
           <w:vertAlign w:val="baseline"/>
           <w:rtl w:val="0"/>
         </w:rPr>
-        <w:t xml:space="preserve">Built </w:t>
-      </w:r>
-      <w:r>
-        <w:rPr>
-          <w:sz w:val="20"/>
-          <w:szCs w:val="20"/>
-          <w:rtl w:val="0"/>
-        </w:rPr>
-        <w:t xml:space="preserve">an ensemble</w:t>
+        <w:t xml:space="preserve">lineup optimizer</w:t>
+      </w:r>
+      <w:r>
+        <w:rPr>
+          <w:sz w:val="20"/>
+          <w:szCs w:val="20"/>
+          <w:rtl w:val="0"/>
+        </w:rPr>
+        <w:t xml:space="preserve"> </w:t>
       </w:r>
       <w:r>
         <w:rPr>
@@ -1511,70 +1375,83 @@
           <w:vertAlign w:val="baseline"/>
           <w:rtl w:val="0"/>
         </w:rPr>
-        <w:t xml:space="preserve"> pricing model </w:t>
-      </w:r>
-      <w:r>
-        <w:rPr>
-          <w:sz w:val="20"/>
-          <w:szCs w:val="20"/>
-          <w:rtl w:val="0"/>
-        </w:rPr>
-        <w:t xml:space="preserve">(Random Forest, Ridge Regression), i</w:t>
-      </w:r>
-      <w:r>
-        <w:rPr>
-          <w:rFonts w:ascii="Times New Roman" w:cs="Times New Roman" w:eastAsia="Times New Roman" w:hAnsi="Times New Roman"/>
-          <w:b w:val="0"/>
-          <w:bCs w:val="0"/>
-          <w:i w:val="0"/>
-          <w:iCs w:val="0"/>
-          <w:smallCaps w:val="0"/>
-          <w:strike w:val="0"/>
-          <w:color w:val="000000"/>
-          <w:sz w:val="20"/>
-          <w:szCs w:val="20"/>
-          <w:u w:val="none"/>
-          <w:shd w:fill="auto" w:val="clear"/>
-          <w:vertAlign w:val="baseline"/>
-          <w:rtl w:val="0"/>
-        </w:rPr>
-        <w:t xml:space="preserve">ntegrat</w:t>
-      </w:r>
-      <w:r>
-        <w:rPr>
-          <w:sz w:val="20"/>
-          <w:szCs w:val="20"/>
-          <w:rtl w:val="0"/>
-        </w:rPr>
-        <w:t xml:space="preserve">ing</w:t>
-      </w:r>
-      <w:r>
-        <w:rPr>
-          <w:rFonts w:ascii="Times New Roman" w:cs="Times New Roman" w:eastAsia="Times New Roman" w:hAnsi="Times New Roman"/>
-          <w:b w:val="0"/>
-          <w:bCs w:val="0"/>
-          <w:i w:val="0"/>
-          <w:iCs w:val="0"/>
-          <w:smallCaps w:val="0"/>
-          <w:strike w:val="0"/>
-          <w:color w:val="000000"/>
-          <w:sz w:val="20"/>
-          <w:szCs w:val="20"/>
-          <w:u w:val="none"/>
-          <w:shd w:fill="auto" w:val="clear"/>
-          <w:vertAlign w:val="baseline"/>
-          <w:rtl w:val="0"/>
-        </w:rPr>
-        <w:t xml:space="preserve"> mobile location data </w:t>
-      </w:r>
-      <w:r>
-        <w:rPr>
-          <w:sz w:val="20"/>
-          <w:szCs w:val="20"/>
-          <w:rtl w:val="0"/>
-        </w:rPr>
-        <w:t xml:space="preserve">for improved accuracy</w:t>
-      </w:r>
+        <w:t xml:space="preserve">to maximize projected fantasy points </w:t>
+      </w:r>
+      <w:r>
+        <w:rPr>
+          <w:sz w:val="20"/>
+          <w:szCs w:val="20"/>
+          <w:rtl w:val="0"/>
+        </w:rPr>
+        <w:t xml:space="preserve">within salary and positional constraints</w:t>
+      </w:r>
+      <w:r>
+        <w:rPr>
+          <w:rtl w:val="0"/>
+        </w:rPr>
+      </w:r>
+    </w:p>
+    <w:p>
+      <w:pPr>
+        <w:tabs>
+          <w:tab w:val="right" w:leader="none" w:pos="10710"/>
+        </w:tabs>
+        <w:rPr>
+          <w:sz w:val="16"/>
+          <w:szCs w:val="16"/>
+        </w:rPr>
+      </w:pPr>
+      <w:r>
+        <w:rPr>
+          <w:rtl w:val="0"/>
+        </w:rPr>
+      </w:r>
+    </w:p>
+    <w:p>
+      <w:pPr>
+        <w:tabs>
+          <w:tab w:val="right" w:leader="none" w:pos="10710"/>
+        </w:tabs>
+        <w:rPr>
+          <w:b w:val="1"/>
+          <w:bCs w:val="1"/>
+          <w:sz w:val="20"/>
+          <w:szCs w:val="20"/>
+        </w:rPr>
+      </w:pPr>
+      <w:r>
+        <w:rPr>
+          <w:b w:val="1"/>
+          <w:bCs w:val="1"/>
+          <w:sz w:val="20"/>
+          <w:szCs w:val="20"/>
+          <w:rtl w:val="0"/>
+        </w:rPr>
+        <w:t xml:space="preserve">Real Estate Pricing Model Using Location Big Data                                                                                                </w:t>
+      </w:r>
+      <w:r>
+        <w:rPr>
+          <w:i w:val="1"/>
+          <w:iCs w:val="1"/>
+          <w:sz w:val="20"/>
+          <w:szCs w:val="20"/>
+          <w:rtl w:val="0"/>
+        </w:rPr>
+        <w:tab/>
+      </w:r>
+      <w:r>
+        <w:rPr>
+          <w:rtl w:val="0"/>
+        </w:rPr>
+      </w:r>
+    </w:p>
+    <w:p>
+      <w:pPr>
+        <w:rPr>
+          <w:sz w:val="10"/>
+          <w:szCs w:val="10"/>
+        </w:rPr>
+      </w:pPr>
       <w:r>
         <w:rPr>
           <w:rtl w:val="0"/>
@@ -1635,6 +1512,157 @@
           <w:vertAlign w:val="baseline"/>
           <w:rtl w:val="0"/>
         </w:rPr>
+        <w:t xml:space="preserve">Built </w:t>
+      </w:r>
+      <w:r>
+        <w:rPr>
+          <w:sz w:val="20"/>
+          <w:szCs w:val="20"/>
+          <w:rtl w:val="0"/>
+        </w:rPr>
+        <w:t xml:space="preserve">an ensemble</w:t>
+      </w:r>
+      <w:r>
+        <w:rPr>
+          <w:rFonts w:ascii="Times New Roman" w:cs="Times New Roman" w:eastAsia="Times New Roman" w:hAnsi="Times New Roman"/>
+          <w:b w:val="0"/>
+          <w:bCs w:val="0"/>
+          <w:i w:val="0"/>
+          <w:iCs w:val="0"/>
+          <w:smallCaps w:val="0"/>
+          <w:strike w:val="0"/>
+          <w:color w:val="000000"/>
+          <w:sz w:val="20"/>
+          <w:szCs w:val="20"/>
+          <w:u w:val="none"/>
+          <w:shd w:fill="auto" w:val="clear"/>
+          <w:vertAlign w:val="baseline"/>
+          <w:rtl w:val="0"/>
+        </w:rPr>
+        <w:t xml:space="preserve"> pricing model </w:t>
+      </w:r>
+      <w:r>
+        <w:rPr>
+          <w:sz w:val="20"/>
+          <w:szCs w:val="20"/>
+          <w:rtl w:val="0"/>
+        </w:rPr>
+        <w:t xml:space="preserve">(Random Forest, Ridge Regression), i</w:t>
+      </w:r>
+      <w:r>
+        <w:rPr>
+          <w:rFonts w:ascii="Times New Roman" w:cs="Times New Roman" w:eastAsia="Times New Roman" w:hAnsi="Times New Roman"/>
+          <w:b w:val="0"/>
+          <w:bCs w:val="0"/>
+          <w:i w:val="0"/>
+          <w:iCs w:val="0"/>
+          <w:smallCaps w:val="0"/>
+          <w:strike w:val="0"/>
+          <w:color w:val="000000"/>
+          <w:sz w:val="20"/>
+          <w:szCs w:val="20"/>
+          <w:u w:val="none"/>
+          <w:shd w:fill="auto" w:val="clear"/>
+          <w:vertAlign w:val="baseline"/>
+          <w:rtl w:val="0"/>
+        </w:rPr>
+        <w:t xml:space="preserve">ntegrat</w:t>
+      </w:r>
+      <w:r>
+        <w:rPr>
+          <w:sz w:val="20"/>
+          <w:szCs w:val="20"/>
+          <w:rtl w:val="0"/>
+        </w:rPr>
+        <w:t xml:space="preserve">ing</w:t>
+      </w:r>
+      <w:r>
+        <w:rPr>
+          <w:rFonts w:ascii="Times New Roman" w:cs="Times New Roman" w:eastAsia="Times New Roman" w:hAnsi="Times New Roman"/>
+          <w:b w:val="0"/>
+          <w:bCs w:val="0"/>
+          <w:i w:val="0"/>
+          <w:iCs w:val="0"/>
+          <w:smallCaps w:val="0"/>
+          <w:strike w:val="0"/>
+          <w:color w:val="000000"/>
+          <w:sz w:val="20"/>
+          <w:szCs w:val="20"/>
+          <w:u w:val="none"/>
+          <w:shd w:fill="auto" w:val="clear"/>
+          <w:vertAlign w:val="baseline"/>
+          <w:rtl w:val="0"/>
+        </w:rPr>
+        <w:t xml:space="preserve"> mobile location data </w:t>
+      </w:r>
+      <w:r>
+        <w:rPr>
+          <w:sz w:val="20"/>
+          <w:szCs w:val="20"/>
+          <w:rtl w:val="0"/>
+        </w:rPr>
+        <w:t xml:space="preserve">for improved accuracy</w:t>
+      </w:r>
+      <w:r>
+        <w:rPr>
+          <w:rtl w:val="0"/>
+        </w:rPr>
+      </w:r>
+    </w:p>
+    <w:p>
+      <w:pPr>
+        <w:keepNext w:val="0"/>
+        <w:keepLines w:val="0"/>
+        <w:pageBreakBefore w:val="0"/>
+        <w:widowControl w:val="1"/>
+        <w:numPr>
+          <w:ilvl w:val="0"/>
+          <w:numId w:val="1"/>
+        </w:numPr>
+        <w:pBdr>
+          <w:top w:space="0" w:sz="0" w:val="nil"/>
+          <w:left w:space="0" w:sz="0" w:val="nil"/>
+          <w:bottom w:space="0" w:sz="0" w:val="nil"/>
+          <w:right w:space="0" w:sz="0" w:val="nil"/>
+          <w:between w:space="0" w:sz="0" w:val="nil"/>
+        </w:pBdr>
+        <w:shd w:fill="auto" w:val="clear"/>
+        <w:spacing w:after="0" w:before="0" w:line="240" w:lineRule="auto"/>
+        <w:ind w:left="450" w:right="0" w:hanging="180"/>
+        <w:jc w:val="left"/>
+        <w:rPr>
+          <w:rFonts w:ascii="Times New Roman" w:cs="Times New Roman" w:eastAsia="Times New Roman" w:hAnsi="Times New Roman"/>
+          <w:b w:val="0"/>
+          <w:bCs w:val="0"/>
+          <w:i w:val="0"/>
+          <w:iCs w:val="0"/>
+          <w:smallCaps w:val="0"/>
+          <w:strike w:val="0"/>
+          <w:color w:val="000000"/>
+          <w:sz w:val="20"/>
+          <w:szCs w:val="20"/>
+          <w:u w:val="none"/>
+          <w:shd w:fill="auto" w:val="clear"/>
+          <w:vertAlign w:val="baseline"/>
+        </w:rPr>
+      </w:pPr>
+      <w:r>
+        <w:rPr>
+          <w:rFonts w:ascii="Times New Roman" w:cs="Times New Roman" w:eastAsia="Times New Roman" w:hAnsi="Times New Roman"/>
+          <w:b w:val="0"/>
+          <w:bCs w:val="0"/>
+          <w:i w:val="0"/>
+          <w:iCs w:val="0"/>
+          <w:smallCaps w:val="0"/>
+          <w:strike w:val="0"/>
+          <w:color w:val="000000"/>
+          <w:sz w:val="20"/>
+          <w:szCs w:val="20"/>
+          <w:u w:val="none"/>
+          <w:shd w:fill="auto" w:val="clear"/>
+          <w:vertAlign w:val="baseline"/>
+          <w:rtl w:val="0"/>
+        </w:rPr>
         <w:t xml:space="preserve">Co-a</w:t>
       </w:r>
       <w:r>
@@ -1645,7 +1673,7 @@
         </w:rPr>
         <w:t xml:space="preserve">uthored a peer-reviewed paper published in IEEE: </w:t>
       </w:r>
-      <w:hyperlink r:id="rId7">
+      <w:hyperlink r:id="rId8">
         <w:r>
           <w:rPr>
             <w:rFonts w:ascii="Times New Roman" w:cs="Times New Roman" w:eastAsia="Times New Roman" w:hAnsi="Times New Roman"/>
@@ -1875,7 +1903,7 @@
           <w:szCs w:val="20"/>
           <w:rtl w:val="0"/>
         </w:rPr>
-        <w:t xml:space="preserve">NVIDIA Triton Inference Server, Docker, RabbitMQ</w:t>
+        <w:t xml:space="preserve">NVIDIA Triton Inference Server, vLLM, Docker, RabbitMQ</w:t>
       </w:r>
     </w:p>
     <w:p>
@@ -2523,7 +2551,7 @@
 
 <file path=customXML/item1.xml><?xml version="1.0" encoding="utf-8"?>
 <go:gDocsCustomXmlDataStorage xmlns:go="http://customooxmlschemas.google.com/" xmlns:r="http://schemas.openxmlformats.org/officeDocument/2006/relationships" uri="GoogleDocsCustomDataVersion2">
-  <go:docsCustomData xmlns:go="http://customooxmlschemas.google.com/" roundtripDataSignature="AMtx7mj8rLH3WSD2wPtqMFYLxkiD0p0FTQ==">CgMxLjA4AHIhMWdhQ1BIaGdFUVU2WFdBNmYzdDFPblVwUm5nbDAzTkt3</go:docsCustomData>
+  <go:docsCustomData xmlns:go="http://customooxmlschemas.google.com/" roundtripDataSignature="AMtx7mgHKsHBz94n8CaY/M/tzofJi73mAw==">CgMxLjA4AHIhMXNSN25FVmFIcjJvaHNyTTdGMWc0c3kxTTJ6TkZUb2Jp</go:docsCustomData>
 </go:gDocsCustomXmlDataStorage>
 </file>
 
